--- a/inst/quarto/templates/prior_report/prior_report.docx
+++ b/inst/quarto/templates/prior_report/prior_report.docx
@@ -102,7 +102,7 @@
         <w:t xml:space="preserve"> </w:t>
       </w:r>
       <w:r>
-        <w:t xml:space="preserve">(Sponsor) and dated 07 May 2026.</w:t>
+        <w:t xml:space="preserve">(Sponsor) and dated 08 May 2026.</w:t>
       </w:r>
     </w:p>
     <w:p>
@@ -260,7 +260,7 @@
               <w:jc w:val="left"/>
             </w:pPr>
             <w:r>
-              <w:t xml:space="preserve">07 May 2026</w:t>
+              <w:t xml:space="preserve">08 May 2026</w:t>
             </w:r>
           </w:p>
         </w:tc>
@@ -1445,7 +1445,7 @@
               <w:jc w:val="left"/>
             </w:pPr>
             <w:r>
-              <w:t xml:space="preserve">07 May 2026</w:t>
+              <w:t xml:space="preserve">08 May 2026</w:t>
             </w:r>
           </w:p>
         </w:tc>

--- a/inst/quarto/templates/prior_report/prior_report.docx
+++ b/inst/quarto/templates/prior_report/prior_report.docx
@@ -1341,7 +1341,7 @@
               <w:jc w:val="left"/>
             </w:pPr>
             <w:r>
-              <w:t xml:space="preserve">0.1.0</w:t>
+              <w:t xml:space="preserve">0.1.1</w:t>
             </w:r>
           </w:p>
         </w:tc>
